--- a/Dokumente/Zwischenstand4/Dokumentation_Zwischenstand4_Reiter.docx
+++ b/Dokumente/Zwischenstand4/Dokumentation_Zwischenstand4_Reiter.docx
@@ -758,7 +758,15 @@
         <w:t>Der Code als Z</w:t>
       </w:r>
       <w:r>
-        <w:t>IP-Datei ist zu groß für die Eduvidual-Abgabe, aber das Projekt ist auf GitHub aufrufbar unter folgendem Link:</w:t>
+        <w:t xml:space="preserve">IP-Datei ist zu groß für die </w:t>
+      </w:r>
+      <w:proofErr w:type="spellStart"/>
+      <w:r>
+        <w:t>Eduvidual</w:t>
+      </w:r>
+      <w:proofErr w:type="spellEnd"/>
+      <w:r>
+        <w:t>-Abgabe, aber das Projekt ist auf GitHub aufrufbar unter folgendem Link:</w:t>
       </w:r>
     </w:p>
     <w:p>
@@ -848,7 +856,23 @@
     </w:p>
     <w:p>
       <w:r>
-        <w:t xml:space="preserve">Die Suche erfolgt durch eine GET-Request mit einem Suchstring in der URL. Durch InertiaJS kann die Ausgabe dynamisch ohne neuladen des Fensters stattfinden. </w:t>
+        <w:t xml:space="preserve">Die Suche erfolgt durch eine GET-Request mit einem Suchstring in der URL. Durch </w:t>
+      </w:r>
+      <w:proofErr w:type="spellStart"/>
+      <w:r>
+        <w:t>InertiaJS</w:t>
+      </w:r>
+      <w:proofErr w:type="spellEnd"/>
+      <w:r>
+        <w:t xml:space="preserve"> kann die Ausgabe dynamisch ohne </w:t>
+      </w:r>
+      <w:proofErr w:type="spellStart"/>
+      <w:r>
+        <w:t>neuladen</w:t>
+      </w:r>
+      <w:proofErr w:type="spellEnd"/>
+      <w:r>
+        <w:t xml:space="preserve"> des Fensters stattfinden. </w:t>
       </w:r>
     </w:p>
     <w:p>
@@ -952,10 +976,12 @@
         <w:pStyle w:val="berschrift3"/>
       </w:pPr>
       <w:bookmarkStart w:id="5" w:name="_Toc187100148"/>
+      <w:proofErr w:type="spellStart"/>
       <w:r>
         <w:t>GuestController.php</w:t>
       </w:r>
       <w:bookmarkEnd w:id="5"/>
+      <w:proofErr w:type="spellEnd"/>
     </w:p>
     <w:p>
       <w:r>
@@ -1046,10 +1072,12 @@
         <w:pStyle w:val="berschrift3"/>
       </w:pPr>
       <w:bookmarkStart w:id="6" w:name="_Toc187100149"/>
+      <w:proofErr w:type="spellStart"/>
       <w:r>
         <w:t>Home.vue</w:t>
       </w:r>
       <w:bookmarkEnd w:id="6"/>
+      <w:proofErr w:type="spellEnd"/>
     </w:p>
     <w:p>
       <w:r>
@@ -1172,7 +1200,35 @@
           <w:rStyle w:val="SchwacheHervorhebung"/>
         </w:rPr>
         <w:br/>
-        <w:t xml:space="preserve">Page Props, um auf die Daten aus dem Laravel </w:t>
+        <w:t xml:space="preserve">Page </w:t>
+      </w:r>
+      <w:proofErr w:type="spellStart"/>
+      <w:r>
+        <w:rPr>
+          <w:rStyle w:val="SchwacheHervorhebung"/>
+        </w:rPr>
+        <w:t>Props</w:t>
+      </w:r>
+      <w:proofErr w:type="spellEnd"/>
+      <w:r>
+        <w:rPr>
+          <w:rStyle w:val="SchwacheHervorhebung"/>
+        </w:rPr>
+        <w:t xml:space="preserve">, um auf die Daten aus dem </w:t>
+      </w:r>
+      <w:proofErr w:type="spellStart"/>
+      <w:r>
+        <w:rPr>
+          <w:rStyle w:val="SchwacheHervorhebung"/>
+        </w:rPr>
+        <w:t>Laravel</w:t>
+      </w:r>
+      <w:proofErr w:type="spellEnd"/>
+      <w:r>
+        <w:rPr>
+          <w:rStyle w:val="SchwacheHervorhebung"/>
+        </w:rPr>
+        <w:t xml:space="preserve"> </w:t>
       </w:r>
       <w:proofErr w:type="gramStart"/>
       <w:r>
@@ -1248,7 +1304,21 @@
           <w:rStyle w:val="SchwacheHervorhebung"/>
         </w:rPr>
         <w:br/>
-        <w:t>Funktion, um die Bücher dynamisch abzufragen. Wird beim ersten Render der Komponente einmal ausgeführt und danach, wenn sich der Suchstring ändert.</w:t>
+        <w:t xml:space="preserve">Funktion, um die Bücher dynamisch abzufragen. Wird beim ersten </w:t>
+      </w:r>
+      <w:proofErr w:type="spellStart"/>
+      <w:r>
+        <w:rPr>
+          <w:rStyle w:val="SchwacheHervorhebung"/>
+        </w:rPr>
+        <w:t>Render</w:t>
+      </w:r>
+      <w:proofErr w:type="spellEnd"/>
+      <w:r>
+        <w:rPr>
+          <w:rStyle w:val="SchwacheHervorhebung"/>
+        </w:rPr>
+        <w:t xml:space="preserve"> der Komponente einmal ausgeführt und danach, wenn sich der Suchstring ändert.</w:t>
       </w:r>
     </w:p>
     <w:p>
@@ -1373,14 +1443,28 @@
           <w:rStyle w:val="SchwacheHervorhebung"/>
         </w:rPr>
         <w:br/>
-        <w:t>HTML der Seite. Für jedes Buch-Objekt wird eine BookCard – Komponente angezeigt.</w:t>
-      </w:r>
-    </w:p>
-    <w:p>
-      <w:pPr>
+        <w:t xml:space="preserve">HTML der Seite. Für jedes Buch-Objekt wird eine </w:t>
+      </w:r>
+      <w:proofErr w:type="spellStart"/>
+      <w:r>
         <w:rPr>
           <w:rStyle w:val="SchwacheHervorhebung"/>
         </w:rPr>
+        <w:t>BookCard</w:t>
+      </w:r>
+      <w:proofErr w:type="spellEnd"/>
+      <w:r>
+        <w:rPr>
+          <w:rStyle w:val="SchwacheHervorhebung"/>
+        </w:rPr>
+        <w:t xml:space="preserve"> – Komponente angezeigt.</w:t>
+      </w:r>
+    </w:p>
+    <w:p>
+      <w:pPr>
+        <w:rPr>
+          <w:rStyle w:val="SchwacheHervorhebung"/>
+        </w:rPr>
       </w:pPr>
     </w:p>
     <w:p>
@@ -1388,10 +1472,12 @@
         <w:pStyle w:val="berschrift3"/>
       </w:pPr>
       <w:bookmarkStart w:id="7" w:name="_Toc187100150"/>
+      <w:proofErr w:type="spellStart"/>
       <w:r>
         <w:t>BookSearch.vue</w:t>
       </w:r>
       <w:bookmarkEnd w:id="7"/>
+      <w:proofErr w:type="spellEnd"/>
     </w:p>
     <w:p>
       <w:r>
@@ -1445,8 +1531,37 @@
         <w:rPr>
           <w:rStyle w:val="SchwacheHervorhebung"/>
         </w:rPr>
-        <w:t xml:space="preserve">Komponente für die Suchfunktion. Im Grunde nur ein gestylter „input type=text“ Tag. Das input-Event wird mit </w:t>
-      </w:r>
+        <w:t>Komponente für die Suchfunktion. Im Grunde nur ein gestylter „</w:t>
+      </w:r>
+      <w:proofErr w:type="spellStart"/>
+      <w:r>
+        <w:rPr>
+          <w:rStyle w:val="SchwacheHervorhebung"/>
+        </w:rPr>
+        <w:t>input</w:t>
+      </w:r>
+      <w:proofErr w:type="spellEnd"/>
+      <w:r>
+        <w:rPr>
+          <w:rStyle w:val="SchwacheHervorhebung"/>
+        </w:rPr>
+        <w:t xml:space="preserve"> type=</w:t>
+      </w:r>
+      <w:proofErr w:type="spellStart"/>
+      <w:r>
+        <w:rPr>
+          <w:rStyle w:val="SchwacheHervorhebung"/>
+        </w:rPr>
+        <w:t>text</w:t>
+      </w:r>
+      <w:proofErr w:type="spellEnd"/>
+      <w:r>
+        <w:rPr>
+          <w:rStyle w:val="SchwacheHervorhebung"/>
+        </w:rPr>
+        <w:t xml:space="preserve">“ Tag. Das input-Event wird mit </w:t>
+      </w:r>
+      <w:proofErr w:type="spellStart"/>
       <w:r>
         <w:rPr>
           <w:rStyle w:val="SchwacheHervorhebung"/>
@@ -1454,6 +1569,7 @@
         </w:rPr>
         <w:t>emit</w:t>
       </w:r>
+      <w:proofErr w:type="spellEnd"/>
       <w:r>
         <w:rPr>
           <w:rStyle w:val="SchwacheHervorhebung"/>
@@ -1480,11 +1596,13 @@
         <w:pStyle w:val="berschrift3"/>
       </w:pPr>
       <w:bookmarkStart w:id="8" w:name="_Toc187100151"/>
+      <w:proofErr w:type="spellStart"/>
       <w:r>
         <w:lastRenderedPageBreak/>
         <w:t>BookCard.vue</w:t>
       </w:r>
       <w:bookmarkEnd w:id="8"/>
+      <w:proofErr w:type="spellEnd"/>
     </w:p>
     <w:p>
       <w:r>
@@ -1850,8 +1968,13 @@
       <w:pPr>
         <w:pStyle w:val="berschrift3"/>
       </w:pPr>
-      <w:r>
-        <w:t>Laravel Controller Code</w:t>
+      <w:proofErr w:type="spellStart"/>
+      <w:r>
+        <w:t>Laravel</w:t>
+      </w:r>
+      <w:proofErr w:type="spellEnd"/>
+      <w:r>
+        <w:t xml:space="preserve"> Controller Code</w:t>
       </w:r>
     </w:p>
     <w:p>
@@ -2224,11 +2347,361 @@
         <w:pStyle w:val="berschrift4"/>
       </w:pPr>
       <w:r>
+        <w:lastRenderedPageBreak/>
         <w:t>Ausleihe bearbeiten</w:t>
       </w:r>
     </w:p>
+    <w:p>
+      <w:r>
+        <w:drawing>
+          <wp:inline distT="0" distB="0" distL="0" distR="0" wp14:anchorId="45E7F5FA" wp14:editId="7B7E7C7F">
+            <wp:extent cx="2919961" cy="1669837"/>
+            <wp:effectExtent l="0" t="0" r="0" b="6985"/>
+            <wp:docPr id="1785929404" name="Grafik 1" descr="Ein Bild, das Text, Screenshot, Software, Zahl enthält.&#10;&#10;Automatisch generierte Beschreibung"/>
+            <wp:cNvGraphicFramePr>
+              <a:graphicFrameLocks xmlns:a="http://schemas.openxmlformats.org/drawingml/2006/main" noChangeAspect="1"/>
+            </wp:cNvGraphicFramePr>
+            <a:graphic xmlns:a="http://schemas.openxmlformats.org/drawingml/2006/main">
+              <a:graphicData uri="http://schemas.openxmlformats.org/drawingml/2006/picture">
+                <pic:pic xmlns:pic="http://schemas.openxmlformats.org/drawingml/2006/picture">
+                  <pic:nvPicPr>
+                    <pic:cNvPr id="1785929404" name="Grafik 1" descr="Ein Bild, das Text, Screenshot, Software, Zahl enthält.&#10;&#10;Automatisch generierte Beschreibung"/>
+                    <pic:cNvPicPr/>
+                  </pic:nvPicPr>
+                  <pic:blipFill>
+                    <a:blip r:embed="rId34"/>
+                    <a:stretch>
+                      <a:fillRect/>
+                    </a:stretch>
+                  </pic:blipFill>
+                  <pic:spPr>
+                    <a:xfrm>
+                      <a:off x="0" y="0"/>
+                      <a:ext cx="2935178" cy="1678539"/>
+                    </a:xfrm>
+                    <a:prstGeom prst="rect">
+                      <a:avLst/>
+                    </a:prstGeom>
+                  </pic:spPr>
+                </pic:pic>
+              </a:graphicData>
+            </a:graphic>
+          </wp:inline>
+        </w:drawing>
+      </w:r>
+    </w:p>
+    <w:p>
+      <w:pPr>
+        <w:pStyle w:val="berschrift4"/>
+      </w:pPr>
+      <w:r>
+        <w:t>Ausleihe löschen</w:t>
+      </w:r>
+    </w:p>
+    <w:p>
+      <w:r>
+        <w:drawing>
+          <wp:inline distT="0" distB="0" distL="0" distR="0" wp14:anchorId="2096C769" wp14:editId="5C0BCCB3">
+            <wp:extent cx="3708589" cy="1202675"/>
+            <wp:effectExtent l="0" t="0" r="6350" b="0"/>
+            <wp:docPr id="2108501601" name="Grafik 1" descr="Ein Bild, das Text, Schrift, Zahl, Reihe enthält.&#10;&#10;Automatisch generierte Beschreibung"/>
+            <wp:cNvGraphicFramePr>
+              <a:graphicFrameLocks xmlns:a="http://schemas.openxmlformats.org/drawingml/2006/main" noChangeAspect="1"/>
+            </wp:cNvGraphicFramePr>
+            <a:graphic xmlns:a="http://schemas.openxmlformats.org/drawingml/2006/main">
+              <a:graphicData uri="http://schemas.openxmlformats.org/drawingml/2006/picture">
+                <pic:pic xmlns:pic="http://schemas.openxmlformats.org/drawingml/2006/picture">
+                  <pic:nvPicPr>
+                    <pic:cNvPr id="2108501601" name="Grafik 1" descr="Ein Bild, das Text, Schrift, Zahl, Reihe enthält.&#10;&#10;Automatisch generierte Beschreibung"/>
+                    <pic:cNvPicPr/>
+                  </pic:nvPicPr>
+                  <pic:blipFill>
+                    <a:blip r:embed="rId35"/>
+                    <a:stretch>
+                      <a:fillRect/>
+                    </a:stretch>
+                  </pic:blipFill>
+                  <pic:spPr>
+                    <a:xfrm>
+                      <a:off x="0" y="0"/>
+                      <a:ext cx="3740024" cy="1212869"/>
+                    </a:xfrm>
+                    <a:prstGeom prst="rect">
+                      <a:avLst/>
+                    </a:prstGeom>
+                  </pic:spPr>
+                </pic:pic>
+              </a:graphicData>
+            </a:graphic>
+          </wp:inline>
+        </w:drawing>
+      </w:r>
+    </w:p>
+    <w:p>
+      <w:pPr>
+        <w:pStyle w:val="berschrift3"/>
+      </w:pPr>
+      <w:r>
+        <w:t>Screenshots</w:t>
+      </w:r>
+    </w:p>
+    <w:p>
+      <w:pPr>
+        <w:pStyle w:val="berschrift4"/>
+      </w:pPr>
+      <w:r>
+        <w:t>Löschen</w:t>
+      </w:r>
+    </w:p>
+    <w:p>
+      <w:r>
+        <w:drawing>
+          <wp:inline distT="0" distB="0" distL="0" distR="0" wp14:anchorId="685A160B" wp14:editId="59EBE00D">
+            <wp:extent cx="4881562" cy="1767091"/>
+            <wp:effectExtent l="0" t="0" r="0" b="5080"/>
+            <wp:docPr id="934491686" name="Grafik 1" descr="Ein Bild, das Text, Screenshot, Schrift, Software enthält.&#10;&#10;Automatisch generierte Beschreibung"/>
+            <wp:cNvGraphicFramePr>
+              <a:graphicFrameLocks xmlns:a="http://schemas.openxmlformats.org/drawingml/2006/main" noChangeAspect="1"/>
+            </wp:cNvGraphicFramePr>
+            <a:graphic xmlns:a="http://schemas.openxmlformats.org/drawingml/2006/main">
+              <a:graphicData uri="http://schemas.openxmlformats.org/drawingml/2006/picture">
+                <pic:pic xmlns:pic="http://schemas.openxmlformats.org/drawingml/2006/picture">
+                  <pic:nvPicPr>
+                    <pic:cNvPr id="934491686" name="Grafik 1" descr="Ein Bild, das Text, Screenshot, Schrift, Software enthält.&#10;&#10;Automatisch generierte Beschreibung"/>
+                    <pic:cNvPicPr/>
+                  </pic:nvPicPr>
+                  <pic:blipFill>
+                    <a:blip r:embed="rId36"/>
+                    <a:stretch>
+                      <a:fillRect/>
+                    </a:stretch>
+                  </pic:blipFill>
+                  <pic:spPr>
+                    <a:xfrm>
+                      <a:off x="0" y="0"/>
+                      <a:ext cx="4890277" cy="1770246"/>
+                    </a:xfrm>
+                    <a:prstGeom prst="rect">
+                      <a:avLst/>
+                    </a:prstGeom>
+                  </pic:spPr>
+                </pic:pic>
+              </a:graphicData>
+            </a:graphic>
+          </wp:inline>
+        </w:drawing>
+      </w:r>
+      <w:r>
+        <w:drawing>
+          <wp:inline distT="0" distB="0" distL="0" distR="0" wp14:anchorId="01983B7D" wp14:editId="1CDFBFEF">
+            <wp:extent cx="4886325" cy="2002575"/>
+            <wp:effectExtent l="0" t="0" r="0" b="0"/>
+            <wp:docPr id="1968710243" name="Grafik 1" descr="Ein Bild, das Text, Screenshot, Zahl, parallel enthält.&#10;&#10;Automatisch generierte Beschreibung"/>
+            <wp:cNvGraphicFramePr>
+              <a:graphicFrameLocks xmlns:a="http://schemas.openxmlformats.org/drawingml/2006/main" noChangeAspect="1"/>
+            </wp:cNvGraphicFramePr>
+            <a:graphic xmlns:a="http://schemas.openxmlformats.org/drawingml/2006/main">
+              <a:graphicData uri="http://schemas.openxmlformats.org/drawingml/2006/picture">
+                <pic:pic xmlns:pic="http://schemas.openxmlformats.org/drawingml/2006/picture">
+                  <pic:nvPicPr>
+                    <pic:cNvPr id="1968710243" name="Grafik 1" descr="Ein Bild, das Text, Screenshot, Zahl, parallel enthält.&#10;&#10;Automatisch generierte Beschreibung"/>
+                    <pic:cNvPicPr/>
+                  </pic:nvPicPr>
+                  <pic:blipFill>
+                    <a:blip r:embed="rId37"/>
+                    <a:stretch>
+                      <a:fillRect/>
+                    </a:stretch>
+                  </pic:blipFill>
+                  <pic:spPr>
+                    <a:xfrm>
+                      <a:off x="0" y="0"/>
+                      <a:ext cx="4905154" cy="2010292"/>
+                    </a:xfrm>
+                    <a:prstGeom prst="rect">
+                      <a:avLst/>
+                    </a:prstGeom>
+                  </pic:spPr>
+                </pic:pic>
+              </a:graphicData>
+            </a:graphic>
+          </wp:inline>
+        </w:drawing>
+      </w:r>
+    </w:p>
+    <w:p>
+      <w:pPr>
+        <w:pStyle w:val="berschrift4"/>
+      </w:pPr>
+      <w:r>
+        <w:lastRenderedPageBreak/>
+        <w:t>Bearbeiten</w:t>
+      </w:r>
+    </w:p>
+    <w:p>
+      <w:r>
+        <w:drawing>
+          <wp:inline distT="0" distB="0" distL="0" distR="0" wp14:anchorId="4EA9A6FB" wp14:editId="6411B8A7">
+            <wp:extent cx="4686300" cy="1914399"/>
+            <wp:effectExtent l="0" t="0" r="0" b="0"/>
+            <wp:docPr id="602663313" name="Grafik 1" descr="Ein Bild, das Text, Screenshot, Design enthält.&#10;&#10;Automatisch generierte Beschreibung"/>
+            <wp:cNvGraphicFramePr>
+              <a:graphicFrameLocks xmlns:a="http://schemas.openxmlformats.org/drawingml/2006/main" noChangeAspect="1"/>
+            </wp:cNvGraphicFramePr>
+            <a:graphic xmlns:a="http://schemas.openxmlformats.org/drawingml/2006/main">
+              <a:graphicData uri="http://schemas.openxmlformats.org/drawingml/2006/picture">
+                <pic:pic xmlns:pic="http://schemas.openxmlformats.org/drawingml/2006/picture">
+                  <pic:nvPicPr>
+                    <pic:cNvPr id="602663313" name="Grafik 1" descr="Ein Bild, das Text, Screenshot, Design enthält.&#10;&#10;Automatisch generierte Beschreibung"/>
+                    <pic:cNvPicPr/>
+                  </pic:nvPicPr>
+                  <pic:blipFill>
+                    <a:blip r:embed="rId38"/>
+                    <a:stretch>
+                      <a:fillRect/>
+                    </a:stretch>
+                  </pic:blipFill>
+                  <pic:spPr>
+                    <a:xfrm>
+                      <a:off x="0" y="0"/>
+                      <a:ext cx="4699028" cy="1919598"/>
+                    </a:xfrm>
+                    <a:prstGeom prst="rect">
+                      <a:avLst/>
+                    </a:prstGeom>
+                  </pic:spPr>
+                </pic:pic>
+              </a:graphicData>
+            </a:graphic>
+          </wp:inline>
+        </w:drawing>
+      </w:r>
+    </w:p>
+    <w:p>
+      <w:pPr>
+        <w:tabs>
+          <w:tab w:val="left" w:pos="4395"/>
+        </w:tabs>
+      </w:pPr>
+      <w:r>
+        <w:drawing>
+          <wp:inline distT="0" distB="0" distL="0" distR="0" wp14:anchorId="41C53F43" wp14:editId="4E4F4B1A">
+            <wp:extent cx="1772323" cy="1676400"/>
+            <wp:effectExtent l="0" t="0" r="0" b="0"/>
+            <wp:docPr id="1039508949" name="Grafik 1" descr="Ein Bild, das Text, Screenshot, Schrift, Zahl enthält.&#10;&#10;Automatisch generierte Beschreibung"/>
+            <wp:cNvGraphicFramePr>
+              <a:graphicFrameLocks xmlns:a="http://schemas.openxmlformats.org/drawingml/2006/main" noChangeAspect="1"/>
+            </wp:cNvGraphicFramePr>
+            <a:graphic xmlns:a="http://schemas.openxmlformats.org/drawingml/2006/main">
+              <a:graphicData uri="http://schemas.openxmlformats.org/drawingml/2006/picture">
+                <pic:pic xmlns:pic="http://schemas.openxmlformats.org/drawingml/2006/picture">
+                  <pic:nvPicPr>
+                    <pic:cNvPr id="1039508949" name="Grafik 1" descr="Ein Bild, das Text, Screenshot, Schrift, Zahl enthält.&#10;&#10;Automatisch generierte Beschreibung"/>
+                    <pic:cNvPicPr/>
+                  </pic:nvPicPr>
+                  <pic:blipFill>
+                    <a:blip r:embed="rId39"/>
+                    <a:stretch>
+                      <a:fillRect/>
+                    </a:stretch>
+                  </pic:blipFill>
+                  <pic:spPr>
+                    <a:xfrm>
+                      <a:off x="0" y="0"/>
+                      <a:ext cx="1790875" cy="1693948"/>
+                    </a:xfrm>
+                    <a:prstGeom prst="rect">
+                      <a:avLst/>
+                    </a:prstGeom>
+                  </pic:spPr>
+                </pic:pic>
+              </a:graphicData>
+            </a:graphic>
+          </wp:inline>
+        </w:drawing>
+      </w:r>
+      <w:r>
+        <w:br/>
+      </w:r>
+      <w:r>
+        <w:drawing>
+          <wp:inline distT="0" distB="0" distL="0" distR="0" wp14:anchorId="7D74E49C" wp14:editId="7617EEA1">
+            <wp:extent cx="1747837" cy="1715277"/>
+            <wp:effectExtent l="0" t="0" r="5080" b="0"/>
+            <wp:docPr id="716458416" name="Grafik 1" descr="Ein Bild, das Text, Elektronik, Screenshot, Zahl enthält.&#10;&#10;Automatisch generierte Beschreibung"/>
+            <wp:cNvGraphicFramePr>
+              <a:graphicFrameLocks xmlns:a="http://schemas.openxmlformats.org/drawingml/2006/main" noChangeAspect="1"/>
+            </wp:cNvGraphicFramePr>
+            <a:graphic xmlns:a="http://schemas.openxmlformats.org/drawingml/2006/main">
+              <a:graphicData uri="http://schemas.openxmlformats.org/drawingml/2006/picture">
+                <pic:pic xmlns:pic="http://schemas.openxmlformats.org/drawingml/2006/picture">
+                  <pic:nvPicPr>
+                    <pic:cNvPr id="716458416" name="Grafik 1" descr="Ein Bild, das Text, Elektronik, Screenshot, Zahl enthält.&#10;&#10;Automatisch generierte Beschreibung"/>
+                    <pic:cNvPicPr/>
+                  </pic:nvPicPr>
+                  <pic:blipFill>
+                    <a:blip r:embed="rId40"/>
+                    <a:stretch>
+                      <a:fillRect/>
+                    </a:stretch>
+                  </pic:blipFill>
+                  <pic:spPr>
+                    <a:xfrm>
+                      <a:off x="0" y="0"/>
+                      <a:ext cx="1760966" cy="1728162"/>
+                    </a:xfrm>
+                    <a:prstGeom prst="rect">
+                      <a:avLst/>
+                    </a:prstGeom>
+                  </pic:spPr>
+                </pic:pic>
+              </a:graphicData>
+            </a:graphic>
+          </wp:inline>
+        </w:drawing>
+      </w:r>
+    </w:p>
+    <w:p>
+      <w:r>
+        <w:drawing>
+          <wp:inline distT="0" distB="0" distL="0" distR="0" wp14:anchorId="4622DA70" wp14:editId="5F9A6B17">
+            <wp:extent cx="5760720" cy="868680"/>
+            <wp:effectExtent l="0" t="0" r="0" b="7620"/>
+            <wp:docPr id="1584113708" name="Grafik 1" descr="Ein Bild, das Text, Screenshot, Schrift, Rechteck enthält.&#10;&#10;Automatisch generierte Beschreibung"/>
+            <wp:cNvGraphicFramePr>
+              <a:graphicFrameLocks xmlns:a="http://schemas.openxmlformats.org/drawingml/2006/main" noChangeAspect="1"/>
+            </wp:cNvGraphicFramePr>
+            <a:graphic xmlns:a="http://schemas.openxmlformats.org/drawingml/2006/main">
+              <a:graphicData uri="http://schemas.openxmlformats.org/drawingml/2006/picture">
+                <pic:pic xmlns:pic="http://schemas.openxmlformats.org/drawingml/2006/picture">
+                  <pic:nvPicPr>
+                    <pic:cNvPr id="1584113708" name="Grafik 1" descr="Ein Bild, das Text, Screenshot, Schrift, Rechteck enthält.&#10;&#10;Automatisch generierte Beschreibung"/>
+                    <pic:cNvPicPr/>
+                  </pic:nvPicPr>
+                  <pic:blipFill>
+                    <a:blip r:embed="rId41"/>
+                    <a:stretch>
+                      <a:fillRect/>
+                    </a:stretch>
+                  </pic:blipFill>
+                  <pic:spPr>
+                    <a:xfrm>
+                      <a:off x="0" y="0"/>
+                      <a:ext cx="5760720" cy="868680"/>
+                    </a:xfrm>
+                    <a:prstGeom prst="rect">
+                      <a:avLst/>
+                    </a:prstGeom>
+                  </pic:spPr>
+                </pic:pic>
+              </a:graphicData>
+            </a:graphic>
+          </wp:inline>
+        </w:drawing>
+      </w:r>
+    </w:p>
     <w:sectPr>
-      <w:headerReference w:type="default" r:id="rId34"/>
+      <w:headerReference w:type="default" r:id="rId42"/>
       <w:pgSz w:w="11906" w:h="16838"/>
       <w:pgMar w:top="1417" w:right="1417" w:bottom="1134" w:left="1417" w:header="708" w:footer="708" w:gutter="0"/>
       <w:cols w:space="708"/>
